--- a/chapters/04/core/AIHE-B03/supp/AIHE-Z/docx/AIHE-Z_worked_example.docx
+++ b/chapters/04/core/AIHE-B03/supp/AIHE-Z/docx/AIHE-Z_worked_example.docx
@@ -5,7 +5,7 @@
     <w:p>
       <w:pPr>
         <w:pStyle w:val="Title"/>
-        <w:jc w:val="center"/>
+        <w:jc w:val="centre"/>
       </w:pPr>
       <w:r>
         <w:rPr>
@@ -27,7 +27,7 @@
     </w:p>
     <w:p>
       <w:pPr>
-        <w:jc w:val="center"/>
+        <w:jc w:val="centre"/>
       </w:pPr>
       <w:r>
         <w:rPr>
@@ -41,7 +41,7 @@
       <w:tblPr>
         <w:tblStyle w:val="TableGrid"/>
         <w:tblW w:type="auto" w:w="0"/>
-        <w:jc w:val="center"/>
+        <w:jc w:val="centre"/>
         <w:tblLook w:firstColumn="1" w:firstRow="1" w:lastColumn="0" w:lastRow="0" w:noHBand="0" w:noVBand="1" w:val="04A0"/>
       </w:tblPr>
       <w:tblGrid>
@@ -110,7 +110,7 @@
               <w:bottom w:w="80" w:type="dxa"/>
               <w:end w:w="80" w:type="dxa"/>
             </w:tcMar>
-            <w:vAlign w:val="center"/>
+            <w:vAlign w:val="centre"/>
           </w:tcPr>
           <w:p>
             <w:pPr>
@@ -184,7 +184,7 @@
               <w:bottom w:w="80" w:type="dxa"/>
               <w:end w:w="80" w:type="dxa"/>
             </w:tcMar>
-            <w:vAlign w:val="center"/>
+            <w:vAlign w:val="centre"/>
           </w:tcPr>
           <w:p>
             <w:pPr>
@@ -252,14 +252,14 @@
     </w:p>
     <w:p>
       <w:r>
-        <w:t>Complete the fields with the multidisciplinary team. Record evidence sources, assumptions, limitations, owners, dates, and decision thresholds. Use synthetic or appropriately governed data only. The worked example is fictional and is provided for teaching.</w:t>
+        <w:t>Complete the fields with the multidisciplinary team. Record evidence sources, assumptions, limitations, owners, dates, and decision thresholds. Use synthetic or appropriately governed data only. The worked example is fictional and is provided as a synthetic demonstration.</w:t>
       </w:r>
     </w:p>
     <w:tbl>
       <w:tblPr>
         <w:tblStyle w:val="TableGrid"/>
         <w:tblW w:type="auto" w:w="0"/>
-        <w:jc w:val="center"/>
+        <w:jc w:val="centre"/>
         <w:tblLook w:firstColumn="1" w:firstRow="1" w:lastColumn="0" w:lastRow="0" w:noHBand="0" w:noVBand="1" w:val="04A0"/>
       </w:tblPr>
       <w:tblGrid>
@@ -274,7 +274,7 @@
         <w:tc>
           <w:tcPr>
             <w:tcW w:type="dxa" w:w="3456"/>
-            <w:vAlign w:val="center"/>
+            <w:vAlign w:val="centre"/>
             <w:tcMar>
               <w:top w:w="80" w:type="dxa"/>
               <w:start w:w="80" w:type="dxa"/>
@@ -295,7 +295,7 @@
         <w:tc>
           <w:tcPr>
             <w:tcW w:type="dxa" w:w="3456"/>
-            <w:vAlign w:val="center"/>
+            <w:vAlign w:val="centre"/>
             <w:tcMar>
               <w:top w:w="80" w:type="dxa"/>
               <w:start w:w="80" w:type="dxa"/>
@@ -316,7 +316,7 @@
         <w:tc>
           <w:tcPr>
             <w:tcW w:type="dxa" w:w="3456"/>
-            <w:vAlign w:val="center"/>
+            <w:vAlign w:val="centre"/>
             <w:tcMar>
               <w:top w:w="80" w:type="dxa"/>
               <w:start w:w="80" w:type="dxa"/>
@@ -339,7 +339,7 @@
         <w:tc>
           <w:tcPr>
             <w:tcW w:type="dxa" w:w="3456"/>
-            <w:vAlign w:val="center"/>
+            <w:vAlign w:val="centre"/>
             <w:tcMar>
               <w:top w:w="80" w:type="dxa"/>
               <w:start w:w="80" w:type="dxa"/>
@@ -356,7 +356,7 @@
         <w:tc>
           <w:tcPr>
             <w:tcW w:type="dxa" w:w="3456"/>
-            <w:vAlign w:val="center"/>
+            <w:vAlign w:val="centre"/>
             <w:tcMar>
               <w:top w:w="80" w:type="dxa"/>
               <w:start w:w="80" w:type="dxa"/>
@@ -373,7 +373,7 @@
         <w:tc>
           <w:tcPr>
             <w:tcW w:type="dxa" w:w="3456"/>
-            <w:vAlign w:val="center"/>
+            <w:vAlign w:val="centre"/>
             <w:tcMar>
               <w:top w:w="80" w:type="dxa"/>
               <w:start w:w="80" w:type="dxa"/>
@@ -392,7 +392,7 @@
         <w:tc>
           <w:tcPr>
             <w:tcW w:type="dxa" w:w="3456"/>
-            <w:vAlign w:val="center"/>
+            <w:vAlign w:val="centre"/>
             <w:tcMar>
               <w:top w:w="80" w:type="dxa"/>
               <w:start w:w="80" w:type="dxa"/>
@@ -409,7 +409,7 @@
         <w:tc>
           <w:tcPr>
             <w:tcW w:type="dxa" w:w="3456"/>
-            <w:vAlign w:val="center"/>
+            <w:vAlign w:val="centre"/>
             <w:tcMar>
               <w:top w:w="80" w:type="dxa"/>
               <w:start w:w="80" w:type="dxa"/>
@@ -426,7 +426,7 @@
         <w:tc>
           <w:tcPr>
             <w:tcW w:type="dxa" w:w="3456"/>
-            <w:vAlign w:val="center"/>
+            <w:vAlign w:val="centre"/>
             <w:tcMar>
               <w:top w:w="80" w:type="dxa"/>
               <w:start w:w="80" w:type="dxa"/>
@@ -445,7 +445,7 @@
         <w:tc>
           <w:tcPr>
             <w:tcW w:type="dxa" w:w="3456"/>
-            <w:vAlign w:val="center"/>
+            <w:vAlign w:val="centre"/>
             <w:tcMar>
               <w:top w:w="80" w:type="dxa"/>
               <w:start w:w="80" w:type="dxa"/>
@@ -462,7 +462,7 @@
         <w:tc>
           <w:tcPr>
             <w:tcW w:type="dxa" w:w="3456"/>
-            <w:vAlign w:val="center"/>
+            <w:vAlign w:val="centre"/>
             <w:tcMar>
               <w:top w:w="80" w:type="dxa"/>
               <w:start w:w="80" w:type="dxa"/>
@@ -479,7 +479,7 @@
         <w:tc>
           <w:tcPr>
             <w:tcW w:type="dxa" w:w="3456"/>
-            <w:vAlign w:val="center"/>
+            <w:vAlign w:val="centre"/>
             <w:tcMar>
               <w:top w:w="80" w:type="dxa"/>
               <w:start w:w="80" w:type="dxa"/>
@@ -498,7 +498,7 @@
         <w:tc>
           <w:tcPr>
             <w:tcW w:type="dxa" w:w="3456"/>
-            <w:vAlign w:val="center"/>
+            <w:vAlign w:val="centre"/>
             <w:tcMar>
               <w:top w:w="80" w:type="dxa"/>
               <w:start w:w="80" w:type="dxa"/>
@@ -515,7 +515,7 @@
         <w:tc>
           <w:tcPr>
             <w:tcW w:type="dxa" w:w="3456"/>
-            <w:vAlign w:val="center"/>
+            <w:vAlign w:val="centre"/>
             <w:tcMar>
               <w:top w:w="80" w:type="dxa"/>
               <w:start w:w="80" w:type="dxa"/>
@@ -532,7 +532,7 @@
         <w:tc>
           <w:tcPr>
             <w:tcW w:type="dxa" w:w="3456"/>
-            <w:vAlign w:val="center"/>
+            <w:vAlign w:val="centre"/>
             <w:tcMar>
               <w:top w:w="80" w:type="dxa"/>
               <w:start w:w="80" w:type="dxa"/>
@@ -551,7 +551,7 @@
         <w:tc>
           <w:tcPr>
             <w:tcW w:type="dxa" w:w="3456"/>
-            <w:vAlign w:val="center"/>
+            <w:vAlign w:val="centre"/>
             <w:tcMar>
               <w:top w:w="80" w:type="dxa"/>
               <w:start w:w="80" w:type="dxa"/>
@@ -568,7 +568,7 @@
         <w:tc>
           <w:tcPr>
             <w:tcW w:type="dxa" w:w="3456"/>
-            <w:vAlign w:val="center"/>
+            <w:vAlign w:val="centre"/>
             <w:tcMar>
               <w:top w:w="80" w:type="dxa"/>
               <w:start w:w="80" w:type="dxa"/>
@@ -585,7 +585,7 @@
         <w:tc>
           <w:tcPr>
             <w:tcW w:type="dxa" w:w="3456"/>
-            <w:vAlign w:val="center"/>
+            <w:vAlign w:val="centre"/>
             <w:tcMar>
               <w:top w:w="80" w:type="dxa"/>
               <w:start w:w="80" w:type="dxa"/>
@@ -604,7 +604,7 @@
         <w:tc>
           <w:tcPr>
             <w:tcW w:type="dxa" w:w="3456"/>
-            <w:vAlign w:val="center"/>
+            <w:vAlign w:val="centre"/>
             <w:tcMar>
               <w:top w:w="80" w:type="dxa"/>
               <w:start w:w="80" w:type="dxa"/>
@@ -621,7 +621,7 @@
         <w:tc>
           <w:tcPr>
             <w:tcW w:type="dxa" w:w="3456"/>
-            <w:vAlign w:val="center"/>
+            <w:vAlign w:val="centre"/>
             <w:tcMar>
               <w:top w:w="80" w:type="dxa"/>
               <w:start w:w="80" w:type="dxa"/>
@@ -638,7 +638,7 @@
         <w:tc>
           <w:tcPr>
             <w:tcW w:type="dxa" w:w="3456"/>
-            <w:vAlign w:val="center"/>
+            <w:vAlign w:val="centre"/>
             <w:tcMar>
               <w:top w:w="80" w:type="dxa"/>
               <w:start w:w="80" w:type="dxa"/>
@@ -657,7 +657,7 @@
         <w:tc>
           <w:tcPr>
             <w:tcW w:type="dxa" w:w="3456"/>
-            <w:vAlign w:val="center"/>
+            <w:vAlign w:val="centre"/>
             <w:tcMar>
               <w:top w:w="80" w:type="dxa"/>
               <w:start w:w="80" w:type="dxa"/>
@@ -674,7 +674,7 @@
         <w:tc>
           <w:tcPr>
             <w:tcW w:type="dxa" w:w="3456"/>
-            <w:vAlign w:val="center"/>
+            <w:vAlign w:val="centre"/>
             <w:tcMar>
               <w:top w:w="80" w:type="dxa"/>
               <w:start w:w="80" w:type="dxa"/>
@@ -691,7 +691,7 @@
         <w:tc>
           <w:tcPr>
             <w:tcW w:type="dxa" w:w="3456"/>
-            <w:vAlign w:val="center"/>
+            <w:vAlign w:val="centre"/>
             <w:tcMar>
               <w:top w:w="80" w:type="dxa"/>
               <w:start w:w="80" w:type="dxa"/>
@@ -710,7 +710,7 @@
         <w:tc>
           <w:tcPr>
             <w:tcW w:type="dxa" w:w="3456"/>
-            <w:vAlign w:val="center"/>
+            <w:vAlign w:val="centre"/>
             <w:tcMar>
               <w:top w:w="80" w:type="dxa"/>
               <w:start w:w="80" w:type="dxa"/>
@@ -727,7 +727,7 @@
         <w:tc>
           <w:tcPr>
             <w:tcW w:type="dxa" w:w="3456"/>
-            <w:vAlign w:val="center"/>
+            <w:vAlign w:val="centre"/>
             <w:tcMar>
               <w:top w:w="80" w:type="dxa"/>
               <w:start w:w="80" w:type="dxa"/>
@@ -744,7 +744,7 @@
         <w:tc>
           <w:tcPr>
             <w:tcW w:type="dxa" w:w="3456"/>
-            <w:vAlign w:val="center"/>
+            <w:vAlign w:val="centre"/>
             <w:tcMar>
               <w:top w:w="80" w:type="dxa"/>
               <w:start w:w="80" w:type="dxa"/>
@@ -856,14 +856,14 @@
   <w:p>
     <w:pPr>
       <w:pStyle w:val="Footer"/>
-      <w:jc w:val="center"/>
+      <w:jc w:val="centre"/>
     </w:pPr>
     <w:r>
       <w:rPr>
-        <w:color w:val="646464"/>
-        <w:sz w:val="14"/>
-      </w:rPr>
-      <w:t>Copyright © 2026 Author(s) of Artificial Intelligence and Healthcare Economics | V1.0 | CC BY-NC 4.0 content notice</w:t>
+        <w:color w:val="5F5A5B"/>
+        <w:sz w:val="15"/>
+      </w:rPr>
+      <w:t>Muthana Zouri · Carmen Marinela Cumpăt · Grigore T. Popa University of Medicine and Pharmacy Publishing House · 2026</w:t>
     </w:r>
   </w:p>
 </w:ftr>
@@ -894,7 +894,25 @@
   <w:p>
     <w:pPr>
       <w:pStyle w:val="Header"/>
-    </w:pPr>
+      <w:jc w:val="centre"/>
+    </w:pPr>
+    <w:r/>
+    <w:r>
+      <w:rPr>
+        <w:rFonts w:ascii="Georgia" w:hAnsi="Georgia"/>
+        <w:b/>
+        <w:color w:val="7B1734"/>
+        <w:sz w:val="17"/>
+      </w:rPr>
+      <w:t>Artificial Intelligence and Healthcare Economics</w:t>
+    </w:r>
+    <w:r>
+      <w:rPr>
+        <w:color w:val="5F5A5B"/>
+        <w:sz w:val="16"/>
+      </w:rPr>
+      <w:t xml:space="preserve"> · Digital Resource Companion · V1.0</w:t>
+    </w:r>
   </w:p>
 </w:hdr>
 </file>
@@ -1296,7 +1314,7 @@
     <w:rsid w:val="00E618BF"/>
     <w:pPr>
       <w:tabs>
-        <w:tab w:val="center" w:pos="4680"/>
+        <w:tab w:val="centre" w:pos="4680"/>
         <w:tab w:val="right" w:pos="9360"/>
       </w:tabs>
       <w:spacing w:after="0" w:line="240" w:lineRule="auto"/>
@@ -1318,7 +1336,7 @@
     <w:rsid w:val="00E618BF"/>
     <w:pPr>
       <w:tabs>
-        <w:tab w:val="center" w:pos="4680"/>
+        <w:tab w:val="centre" w:pos="4680"/>
         <w:tab w:val="right" w:pos="9360"/>
       </w:tabs>
       <w:spacing w:after="0" w:line="240" w:lineRule="auto"/>
